--- a/MachineLearning_Syllabus.docx
+++ b/MachineLearning_Syllabus.docx
@@ -1488,7 +1488,7 @@
         <w:pStyle w:val="Compact"/>
       </w:pPr>
       <w:r>
-        <w:t xml:space="preserve">Application: infectious disease epidemiology</w:t>
+        <w:t xml:space="preserve">Application: diabetes risk prediction in NHANES (CDC National Health and Nutrition Examination Survey)</w:t>
       </w:r>
     </w:p>
     <w:p>
